--- a/data/ai_texts/AI_text_68.docx
+++ b/data/ai_texts/AI_text_68.docx
@@ -39,7 +39,7 @@
     </w:p>
     <w:p>
       <w:r>
-        <w:t>The strengths of Harmony and Responsibility play a vital role in my personal and professional life, where consensus and loyalty are paramount. Harmony facilitates peaceful interactions and helps in resolving conflicts, aligning with the biblical exhortation in Ephesians 4:3 to "keep the unity of the Spirit through the bond of peace." This commitment to harmony ensures that my relationships, whether familial or communal, are rooted in mutual understanding and cooperation. Responsibility, closely related to honesty and loyalty, resonates with Colossians 3:9, which urges against deceit, thereby reinforcing my dedication to truthful and reliable interactions. In my life, these strengths manifest in my unwavering commitment to fulfilling promises and maintaining integrity in all my roles, nurturing environments where trust and faithfulness flourish (Ref-u032781).</w:t>
+        <w:t>The strengths of Harmony and Responsibility play a vital role in my personal and professional life, where consensus and loyalty are paramount. Harmony facilitates peaceful interactions and helps in resolving conflicts, aligning with the biblical exhortation in Ephesians 4:3 to "keep the unity of the Spirit through the bond of peace." This commitment to harmony ensures that my relationships, whether familial or communal, are rooted in mutual understanding and cooperation. Responsibility, closely related to honesty and loyalty, resonates with Colossians 3:9, which urges against deceit, thereby reinforcing my dedication to truthful and reliable interactions. In my life, these strengths manifest in my unwavering commitment to fulfilling promises and maintaining integrity in all my roles, nurturing environments where trust and faithfulness flourish (Ref-s111471).</w:t>
       </w:r>
     </w:p>
     <w:p>
@@ -54,7 +54,7 @@
     </w:p>
     <w:p>
       <w:r>
-        <w:t>The strength of Deliberative profoundly influences my roles as both a pastor and a teacher, equipping me to address challenges with discernment and foresight. In the pastoral context, this strength facilitates the careful weighing of congregational needs and spiritual guidance, allowing me to lead with prudence and integrity. As a teacher, the same deliberative approach ensures that classroom decisions are made with a thorough consideration of educational outcomes and student well-being. This methodical approach aligns with the biblical principle of perseverance in Romans 12:12, guiding my efforts to foster an environment of thoughtful reflection and ethical leadership. By integrating Deliberative into my professional responsibilities, I am better positioned to fulfill my God-given purpose, promoting a culture of wisdom and purposeful decision-making within both spiritual and educational communities (Nguyen, 2015).</w:t>
+        <w:t>The strength of Deliberative profoundly influences my roles as both a pastor and a teacher, equipping me to address challenges with discernment and foresight. In the pastoral context, this strength facilitates the careful weighing of congregational needs and spiritual guidance, allowing me to lead with prudence and integrity. As a teacher, the same deliberative approach ensures that classroom decisions are made with a thorough consideration of educational outcomes and student well-being. This methodical approach aligns with the biblical principle of perseverance in Romans 12:12, guiding my efforts to foster an environment of thoughtful reflection and ethical leadership. By integrating Deliberative into my professional responsibilities, I am better positioned to fulfill my God-given purpose, promoting a culture of wisdom and purposeful decision-making within both spiritual and educational communities (Ref-u234543).</w:t>
       </w:r>
     </w:p>
     <w:p>
@@ -64,7 +64,7 @@
     </w:p>
     <w:p>
       <w:r>
-        <w:t>Reflecting on Clifton's insights, the integration of education and experience proves vital in realizing one's potential. This aligns with Colossians 3:23, which encourages wholehearted dedication in every endeavor, reinforcing the importance of purpose-driven efforts. As highlighted by Peter Drucker, "The best way to predict the future is to create it," underlining the proactive role individuals must play in shaping their destiny. In my journey, these principles have guided my pursuit of excellence across various roles, ensuring that each responsibility is approached with a commitment to growth and purpose (Ref-s400831). By continuously aligning my actions with these insights, I strive to maximize my potential, fostering a culture of dedication and ethical leadership within my community and beyond.</w:t>
+        <w:t>Reflecting on Clifton's insights, the integration of education and experience proves vital in realizing one's potential. This aligns with Colossians 3:23, which encourages wholehearted dedication in every endeavor, reinforcing the importance of purpose-driven efforts. As highlighted by Peter Drucker, "The best way to predict the future is to create it," underlining the proactive role individuals must play in shaping their destiny. In my journey, these principles have guided my pursuit of excellence across various roles, ensuring that each responsibility is approached with a commitment to growth and purpose (Ref-u078064). By continuously aligning my actions with these insights, I strive to maximize my potential, fostering a culture of dedication and ethical leadership within my community and beyond.</w:t>
       </w:r>
     </w:p>
     <w:sectPr>
